--- a/4. RESULTADOS/01_descriptivos_y_contexto/Estimacion/T13c_compresion_salarial.docx
+++ b/4. RESULTADOS/01_descriptivos_y_contexto/Estimacion/T13c_compresion_salarial.docx
@@ -768,7 +768,7 @@
                 <w:szCs w:val="22"/>
                 <w:color w:val="000000"/>
               </w:rPr>
-              <w:t xml:space="preserve">-0.0160</w:t>
+              <w:t xml:space="preserve">-0.0149</w:t>
             </w:r>
           </w:p>
         </w:tc>
@@ -823,7 +823,7 @@
                 <w:szCs w:val="22"/>
                 <w:color w:val="000000"/>
               </w:rPr>
-              <w:t xml:space="preserve">0.0049</w:t>
+              <w:t xml:space="preserve">0.0044</w:t>
             </w:r>
           </w:p>
         </w:tc>
@@ -878,7 +878,7 @@
                 <w:szCs w:val="22"/>
                 <w:color w:val="000000"/>
               </w:rPr>
-              <w:t xml:space="preserve">0.0011</w:t>
+              <w:t xml:space="preserve">0.0008</w:t>
             </w:r>
           </w:p>
         </w:tc>
@@ -988,7 +988,7 @@
                 <w:szCs w:val="22"/>
                 <w:color w:val="000000"/>
               </w:rPr>
-              <w:t xml:space="preserve">-0.0256</w:t>
+              <w:t xml:space="preserve">-0.0236</w:t>
             </w:r>
           </w:p>
         </w:tc>
@@ -1043,7 +1043,7 @@
                 <w:szCs w:val="22"/>
                 <w:color w:val="000000"/>
               </w:rPr>
-              <w:t xml:space="preserve">-0.0064</w:t>
+              <w:t xml:space="preserve">-0.0062</w:t>
             </w:r>
           </w:p>
         </w:tc>
@@ -1208,7 +1208,7 @@
                 <w:szCs w:val="22"/>
                 <w:color w:val="000000"/>
               </w:rPr>
-              <w:t xml:space="preserve">-1.6025</w:t>
+              <w:t xml:space="preserve">-1.4916</w:t>
             </w:r>
           </w:p>
         </w:tc>
@@ -1378,7 +1378,7 @@
                 <w:szCs w:val="22"/>
                 <w:color w:val="000000"/>
               </w:rPr>
-              <w:t xml:space="preserve">-0.0370</w:t>
+              <w:t xml:space="preserve">-0.0509</w:t>
             </w:r>
           </w:p>
         </w:tc>
@@ -1433,7 +1433,7 @@
                 <w:szCs w:val="22"/>
                 <w:color w:val="000000"/>
               </w:rPr>
-              <w:t xml:space="preserve">0.0065</w:t>
+              <w:t xml:space="preserve">0.0059</w:t>
             </w:r>
           </w:p>
         </w:tc>
@@ -1598,7 +1598,7 @@
                 <w:szCs w:val="22"/>
                 <w:color w:val="000000"/>
               </w:rPr>
-              <w:t xml:space="preserve">-0.0497</w:t>
+              <w:t xml:space="preserve">-0.0624</w:t>
             </w:r>
           </w:p>
         </w:tc>
@@ -1653,7 +1653,7 @@
                 <w:szCs w:val="22"/>
                 <w:color w:val="000000"/>
               </w:rPr>
-              <w:t xml:space="preserve">-0.0243</w:t>
+              <w:t xml:space="preserve">-0.0394</w:t>
             </w:r>
           </w:p>
         </w:tc>
@@ -1818,7 +1818,7 @@
                 <w:szCs w:val="22"/>
                 <w:color w:val="000000"/>
               </w:rPr>
-              <w:t xml:space="preserve">-3.6963</w:t>
+              <w:t xml:space="preserve">-5.0915</w:t>
             </w:r>
           </w:p>
         </w:tc>
@@ -1988,7 +1988,7 @@
                 <w:szCs w:val="22"/>
                 <w:color w:val="000000"/>
               </w:rPr>
-              <w:t xml:space="preserve">-0.0231</w:t>
+              <w:t xml:space="preserve">-0.0292</w:t>
             </w:r>
           </w:p>
         </w:tc>
@@ -2043,7 +2043,7 @@
                 <w:szCs w:val="22"/>
                 <w:color w:val="000000"/>
               </w:rPr>
-              <w:t xml:space="preserve">0.0089</w:t>
+              <w:t xml:space="preserve">0.0078</w:t>
             </w:r>
           </w:p>
         </w:tc>
@@ -2098,7 +2098,7 @@
                 <w:szCs w:val="22"/>
                 <w:color w:val="000000"/>
               </w:rPr>
-              <w:t xml:space="preserve">0.0094</w:t>
+              <w:t xml:space="preserve">0.0002</w:t>
             </w:r>
           </w:p>
         </w:tc>
@@ -2208,7 +2208,7 @@
                 <w:szCs w:val="22"/>
                 <w:color w:val="000000"/>
               </w:rPr>
-              <w:t xml:space="preserve">-0.0406</w:t>
+              <w:t xml:space="preserve">-0.0445</w:t>
             </w:r>
           </w:p>
         </w:tc>
@@ -2263,7 +2263,7 @@
                 <w:szCs w:val="22"/>
                 <w:color w:val="000000"/>
               </w:rPr>
-              <w:t xml:space="preserve">-0.0057</w:t>
+              <w:t xml:space="preserve">-0.0139</w:t>
             </w:r>
           </w:p>
         </w:tc>
@@ -2428,7 +2428,7 @@
                 <w:szCs w:val="22"/>
                 <w:color w:val="000000"/>
               </w:rPr>
-              <w:t xml:space="preserve">-2.3145</w:t>
+              <w:t xml:space="preserve">-2.9207</w:t>
             </w:r>
           </w:p>
         </w:tc>
@@ -2598,7 +2598,7 @@
                 <w:szCs w:val="22"/>
                 <w:color w:val="000000"/>
               </w:rPr>
-              <w:t xml:space="preserve">-0.0130</w:t>
+              <w:t xml:space="preserve">-0.0308</w:t>
             </w:r>
           </w:p>
         </w:tc>
@@ -2653,7 +2653,7 @@
                 <w:szCs w:val="22"/>
                 <w:color w:val="000000"/>
               </w:rPr>
-              <w:t xml:space="preserve">0.0064</w:t>
+              <w:t xml:space="preserve">0.0058</w:t>
             </w:r>
           </w:p>
         </w:tc>
@@ -2708,7 +2708,7 @@
                 <w:szCs w:val="22"/>
                 <w:color w:val="000000"/>
               </w:rPr>
-              <w:t xml:space="preserve">0.0430</w:t>
+              <w:t xml:space="preserve">0.0000</w:t>
             </w:r>
           </w:p>
         </w:tc>
@@ -2763,7 +2763,7 @@
                 <w:szCs w:val="22"/>
                 <w:color w:val="000000"/>
               </w:rPr>
-              <w:t xml:space="preserve">**</w:t>
+              <w:t xml:space="preserve">***</w:t>
             </w:r>
           </w:p>
         </w:tc>
@@ -2818,7 +2818,7 @@
                 <w:szCs w:val="22"/>
                 <w:color w:val="000000"/>
               </w:rPr>
-              <w:t xml:space="preserve">-0.0257</w:t>
+              <w:t xml:space="preserve">-0.0423</w:t>
             </w:r>
           </w:p>
         </w:tc>
@@ -2873,7 +2873,7 @@
                 <w:szCs w:val="22"/>
                 <w:color w:val="000000"/>
               </w:rPr>
-              <w:t xml:space="preserve">-0.0004</w:t>
+              <w:t xml:space="preserve">-0.0194</w:t>
             </w:r>
           </w:p>
         </w:tc>
@@ -3038,7 +3038,7 @@
                 <w:szCs w:val="22"/>
                 <w:color w:val="000000"/>
               </w:rPr>
-              <w:t xml:space="preserve">-1.3046</w:t>
+              <w:t xml:space="preserve">-3.0823</w:t>
             </w:r>
           </w:p>
         </w:tc>
@@ -3208,7 +3208,7 @@
                 <w:szCs w:val="22"/>
                 <w:color w:val="000000"/>
               </w:rPr>
-              <w:t xml:space="preserve">-0.0048</w:t>
+              <w:t xml:space="preserve">-0.0131</w:t>
             </w:r>
           </w:p>
         </w:tc>
@@ -3263,7 +3263,7 @@
                 <w:szCs w:val="22"/>
                 <w:color w:val="000000"/>
               </w:rPr>
-              <w:t xml:space="preserve">0.0093</w:t>
+              <w:t xml:space="preserve">0.0084</w:t>
             </w:r>
           </w:p>
         </w:tc>
@@ -3318,7 +3318,7 @@
                 <w:szCs w:val="22"/>
                 <w:color w:val="000000"/>
               </w:rPr>
-              <w:t xml:space="preserve">0.6077</w:t>
+              <w:t xml:space="preserve">0.1202</w:t>
             </w:r>
           </w:p>
         </w:tc>
@@ -3428,7 +3428,7 @@
                 <w:szCs w:val="22"/>
                 <w:color w:val="000000"/>
               </w:rPr>
-              <w:t xml:space="preserve">-0.0231</w:t>
+              <w:t xml:space="preserve">-0.0296</w:t>
             </w:r>
           </w:p>
         </w:tc>
@@ -3483,7 +3483,7 @@
                 <w:szCs w:val="22"/>
                 <w:color w:val="000000"/>
               </w:rPr>
-              <w:t xml:space="preserve">0.0135</w:t>
+              <w:t xml:space="preserve">0.0034</w:t>
             </w:r>
           </w:p>
         </w:tc>
@@ -3648,7 +3648,7 @@
                 <w:szCs w:val="22"/>
                 <w:color w:val="000000"/>
               </w:rPr>
-              <w:t xml:space="preserve">-0.4785</w:t>
+              <w:t xml:space="preserve">-1.3073</w:t>
             </w:r>
           </w:p>
         </w:tc>
